--- a/docs/book/Word/Chapter11/How_the_Brain_Learns_Chapter_11_Integrating_Brain_Mechanisms_into_AI.docx
+++ b/docs/book/Word/Chapter11/How_the_Brain_Learns_Chapter_11_Integrating_Brain_Mechanisms_into_AI.docx
@@ -265,7 +265,7 @@
         <w:pStyle w:val="BodyText"/>
       </w:pPr>
       <w:r>
-        <w:t xml:space="preserve">Chapter 10 ended by sorting the differences between brains and machines into solutions worth borrowing and constraints not worth copying. This chapter takes the borrowable solutions one at a time: learning for a lifetime without forgetting, a memory that learns while it is used, signals that decide when and how fast to learn, learning by local rules on frugal hardware, values that cannot be redefined, knowing when to stop and think, a curriculum that grows with the learner, and the use of recordings from brains to train machines. For each, the questions are what the brain does, what has been built in its image, how well the copy works, and what is still missing.</w:t>
+        <w:t xml:space="preserve">Chapter 10 ended by sorting the differences between brains and machines into solutions worth borrowing and constraints not worth copying. This chapter takes the borrowable solutions one at a time, asking of each what the brain does, what has been built in its image, how well the copy works, and what is still missing.</w:t>
       </w:r>
     </w:p>
     <w:p>
@@ -446,7 +446,7 @@
         <w:pStyle w:val="FirstParagraph"/>
       </w:pPr>
       <w:r>
-        <w:t xml:space="preserve">Chapter 10 showed a small network losing one list of associations when trained on another, and recovering it when a few old items were replayed. Replay is the obvious remedy, one that machine learning found for itself and has used for more than 30 years, but it has a cost the brain does not pay in the same way: storing old examples. A system that learns for a lifetime cannot keep every example, and a system trained on private data may not be allowed to.</w:t>
+        <w:t xml:space="preserve">Replay, the remedy for forgetting that Chapter 10 demonstrated and one that machine learning has used for more than 30 years, has a cost the brain does not pay in the same way: storing old examples. A system that learns for a lifetime cannot keep every example, and a system trained on private data may not be allowed to.</w:t>
       </w:r>
     </w:p>
     <w:p>
@@ -729,7 +729,7 @@
         <w:t xml:space="preserve"> </w:t>
       </w:r>
       <w:r>
-        <w:t xml:space="preserve">Sebastian Borgeaud and his colleagues at DeepMind gave a model a database of 2 trillion tokens and found that it performed about as well as models with 25 times as many parameters.</w:t>
+        <w:t xml:space="preserve">Sebastian Borgeaud and his colleagues at DeepMind gave a model a database of two trillion tokens and found that it performed about as well as models with 25 times as many parameters.</w:t>
       </w:r>
       <w:r>
         <w:rPr>
@@ -757,7 +757,7 @@
         <w:pStyle w:val="BodyText"/>
       </w:pPr>
       <w:r>
-        <w:t xml:space="preserve">The context window has a closer kinship with the brain than it appears. Chapter 5 described recall as pattern completion, in which a fragment of a memory settles into the whole. John Hopfield modeled it in 1982 with a network in which memories are stored in the connections among units, and a fragment presented as input settles into the stored pattern nearest it. Hopfield shared the Nobel Prize in Physics for it in 2024, with Geoffrey Hinton.</w:t>
+        <w:t xml:space="preserve">The context window has a closer kinship with the brain than it appears. Chapter 5 described recall as pattern completion. John Hopfield modeled it in 1982 with a network in which memories are stored in the connections among units, and a fragment presented as input settles into the stored pattern nearest it. Hopfield shared the Nobel Prize in Physics for it in 2024, with Geoffrey Hinton.</w:t>
       </w:r>
       <w:r>
         <w:rPr>
@@ -953,7 +953,7 @@
         <w:pStyle w:val="FirstParagraph"/>
       </w:pPr>
       <w:r>
-        <w:t xml:space="preserve">Timothy Behrens and his colleagues had people choose, over hundreds of trials, between a blue and a green option, one of which paid off more often. For long stretches the better option stayed the same; in other stretches it switched every few dozen trials. People learned faster in the volatile stretches and more slowly in the stable ones, weighting each new outcome as an ideal learner would, and activity in the anterior cingulate cortex tracked how volatile the world had become.</w:t>
+        <w:t xml:space="preserve">Chapter 8 introduced Timothy Behrens’s evidence that the brain sets its own learning rate. Choosing over hundreds of trials between a blue and a green option, one of which paid off more often, people learned faster in stretches where the better option switched every few dozen trials than where it stayed the same, as an ideal learner would, and activity in the anterior cingulate cortex tracked the volatility.</w:t>
       </w:r>
       <w:r>
         <w:rPr>
@@ -961,12 +961,6 @@
         </w:rPr>
         <w:footnoteReference w:id="66"/>
       </w:r>
-      <w:r>
-        <w:t xml:space="preserve"> </w:t>
-      </w:r>
-      <w:r>
-        <w:t xml:space="preserve">The brain sets its own learning rate, moment by moment.</w:t>
-      </w:r>
     </w:p>
     <w:p>
       <w:pPr>
@@ -985,7 +979,7 @@
         <w:t xml:space="preserve"> </w:t>
       </w:r>
       <w:r>
-        <w:t xml:space="preserve">But nothing in the schedule asks whether the world has just changed or whether this is a moment worth learning from. Chapter 3 described a brain whose neuromodulators do ask: acetylcholine shifts the balance toward taking in new information, norepinephrine signals that the world has changed, and dopamine says what was better or worse than expected. Kenji Doya’s proposal, met in Chapter 3, maps the four main neuromodulators onto the settings a learning machine needs.</w:t>
+        <w:t xml:space="preserve">But nothing in the schedule asks whether the world has just changed or whether this is a moment worth learning from. Chapter 3 described a brain whose neuromodulators do ask, and Kenji Doya’s proposal, met in Chapters 3 and 7, maps the four main ones onto the settings a learning machine needs.</w:t>
       </w:r>
       <w:r>
         <w:rPr>
@@ -1037,7 +1031,7 @@
         <w:pStyle w:val="BodyText"/>
       </w:pPr>
       <w:r>
-        <w:t xml:space="preserve">Both work in research settings, and neither is part of how large models are trained. The gap matters most for the systems that Chapter 10 found missing: a deployed model that learns while it is used would have to decide, with nobody watching, which inputs are worth learning from, and the brain’s answer is a learning rate governed by surprise, uncertainty, and value. A learning-rate schedule fixed in advance has no way to know that the world has changed. Figure 11.4 sets the machine counterparts of the brain’s memory and learning systems described so far against the brain’s own.</w:t>
+        <w:t xml:space="preserve">Both work in research settings, and neither is part of how large models are trained. The gap matters most for the systems that Chapter 10 found missing: a deployed model that learns while it is used would have to decide, with nobody watching, which inputs are worth learning from, and the brain’s answer is a learning rate governed by surprise, uncertainty, and value. Figure 11.4 sets the machine counterparts of the brain’s memory and learning systems described so far against the brain’s own.</w:t>
       </w:r>
     </w:p>
     <w:p>
@@ -1283,7 +1277,7 @@
         <w:t xml:space="preserve"> </w:t>
       </w:r>
       <w:r>
-        <w:t xml:space="preserve">This is the three-factor rule of Chapter 3, rederived from the mathematics of gradient descent, with the eligibility trace that Chapter 3 described at real synapses and a broadcast signal in place of the neuromodulator. On several tasks, e-prop came close to the performance of exact backpropagation through time.</w:t>
+        <w:t xml:space="preserve">This is the three-factor rule of Chapter 3, rederived from the mathematics of gradient descent, with a broadcast signal in place of the neuromodulator. On several tasks, e-prop came close to the performance of exact backpropagation through time.</w:t>
       </w:r>
     </w:p>
     <w:p>
@@ -1478,7 +1472,7 @@
         <w:pStyle w:val="BodyText"/>
       </w:pPr>
       <w:r>
-        <w:t xml:space="preserve">Chapter 7 described the brain’s alternative, in Mehdi Keramati and Boris Gutkin’s homeostatic reinforcement learning. Reward is not a number delivered from outside but the reduction an outcome produces in the distance between the body’s internal state and its set point. A meal is worth a great deal to a starving animal, little to a fed one, and less than nothing to one already full (Figure 11.7). An agent maximizing such a reward is, Keramati and Gutkin showed, also keeping its body near its set points, and it cannot increase its reward without limit by taking more of anything, because past the set point more is worse.</w:t>
+        <w:t xml:space="preserve">Chapter 7 described the brain’s alternative, Mehdi Keramati and Boris Gutkin’s homeostatic reinforcement learning, in which reward is not a number delivered from outside but the reduction an outcome produces in the distance between the body’s internal state and its set point. A meal is worth a great deal to a starving animal, little to a fed one, and less than nothing to one already full (Figure 11.7). An agent maximizing such a reward is, Keramati and Gutkin showed, also keeping its body near its set points, and it cannot increase its reward without limit by taking more of anything, because past the set point more is worse.</w:t>
       </w:r>
       <w:r>
         <w:rPr>
@@ -1729,7 +1723,7 @@
         <w:pStyle w:val="BodyText"/>
       </w:pPr>
       <w:r>
-        <w:t xml:space="preserve">The brain’s monitors are cheap, fast, and always on, and they are trained by consequences over a lifetime. A model that must reason at length to discover that it is uncertain has already spent the computation that the signal was meant to save. What the brain suggests is a small, fast monitor that learns, from the outcomes of many decisions, when the fast answer is likely to be wrong, as the pianist of Chapter 9 hears the wrong note before thinking about it.</w:t>
+        <w:t xml:space="preserve">The brain’s monitors are cheap, fast, and always on, and they are trained by consequences over a lifetime. A model that must reason at length to discover that it is uncertain has already spent the computation that the signal was meant to save. What the brain suggests is a small, fast monitor that learns, from the outcomes of many decisions, when the fast answer is likely to be wrong.</w:t>
       </w:r>
     </w:p>
     <w:bookmarkEnd w:id="113"/>
@@ -1956,15 +1950,15 @@
         <w:pStyle w:val="BodyText"/>
       </w:pPr>
       <w:r>
-        <w:t xml:space="preserve">Some tests have returned results. Complementary learning systems theory predicted that a single network trained in sequence would forget, and that interleaving would prevent it; machines confirmed both, and Chapter 10’s simulation repeats the confirmation in a few lines of code. Masse’s gating worked, which makes the separation of tasks onto different dendritic branches look less like a curiosity and more like a solution; van de Ven’s generative replay worked, which suggests that what sleep replays need not be a record. The transformer’s convergence on the mathematics of the hippocampal formation suggests that the hippocampus solves a general problem, binding what with where and when, for which there may be few good solutions. And e-prop showed that a three-factor rule with eligibility traces can approximate gradient descent in recurrent networks, which makes the traces measured at real synapses look like the part of a learning algorithm that Chapter 3 suspected they were.</w:t>
-      </w:r>
-    </w:p>
-    <w:p>
-      <w:pPr>
-        <w:pStyle w:val="BodyText"/>
-      </w:pPr>
-      <w:r>
-        <w:t xml:space="preserve">Other tests have exposed gaps. No local learning rule yet trains a large network as well as backpropagation does, which means either that the brain has found a rule no one has written down, that it uses a combination of rules no one has tried, or that it does not need to solve the problem backpropagation solves in the form that backpropagation solves it. Each possibility is a research program. The traffic of Figure 10.1, between neuroscience and machine learning, has always run in both directions; what is new is that building has become a way of asking the brain questions. Building the brain’s remaining solutions is also how neuroscience will find out whether its theories of the brain are right. What the brain’s many mechanisms have in common, and whether a single principle lies beneath them, is the subject of Chapter 12.</w:t>
+        <w:t xml:space="preserve">Some tests have returned results. Machines confirmed complementary learning systems theory’s prediction that a network trained in sequence forgets and that interleaving prevents it. Masse’s gating worked, which makes the separation of tasks onto different dendritic branches look less like a curiosity and more like a solution; van de Ven’s generative replay worked, which suggests that what sleep replays need not be a record. The transformer’s convergence on the mathematics of the hippocampal formation suggests that the hippocampus solves a general problem, binding what with where and when, for which there may be few good solutions. And e-prop showed that a three-factor rule with eligibility traces can approximate gradient descent in recurrent networks, which makes the traces measured at real synapses look like the part of a learning algorithm that Chapter 3 suspected they were.</w:t>
+      </w:r>
+    </w:p>
+    <w:p>
+      <w:pPr>
+        <w:pStyle w:val="BodyText"/>
+      </w:pPr>
+      <w:r>
+        <w:t xml:space="preserve">Other tests have exposed gaps. No local learning rule yet trains a large network as well as backpropagation does, which means either that the brain has found a rule no one has written down, that it uses a combination of rules no one has tried, or that it does not need to solve the problem backpropagation solves in the form that backpropagation solves it. Each possibility is a research program. The traffic of Figure 10.1, between neuroscience and machine learning, has always run in both directions; what is new is that building has become a way of asking the brain questions. What the brain’s many mechanisms have in common, and whether a single principle lies beneath them, is the subject of Chapter 12.</w:t>
       </w:r>
     </w:p>
     <w:bookmarkEnd w:id="126"/>
